--- a/Annex BB.docx
+++ b/Annex BB.docx
@@ -114,18 +114,7 @@
           <w:szCs w:val="22"/>
           <w:lang w:val="en"/>
         </w:rPr>
-        <w:t xml:space="preserve">It is important to perform feature scaling after splitting the data into training and testing. If scaling is applied before the spilt, the uniqueness of </w:t>
-      </w:r>
-      <w:bookmarkStart w:id="0" w:name="_GoBack"/>
-      <w:bookmarkEnd w:id="0"/>
-      <w:r>
-        <w:rPr>
-          <w:rStyle w:val="hgkelc"/>
-          <w:sz w:val="22"/>
-          <w:szCs w:val="22"/>
-          <w:lang w:val="en"/>
-        </w:rPr>
-        <w:t xml:space="preserve">the test data is spoiled. </w:t>
+        <w:t xml:space="preserve">It is important to perform feature scaling after splitting the data into training and testing. If scaling is applied before the spilt, the uniqueness of the test data is spoiled. </w:t>
       </w:r>
     </w:p>
     <w:p>
@@ -321,23 +310,7 @@
           <w:sz w:val="22"/>
           <w:szCs w:val="22"/>
         </w:rPr>
-        <w:t>. In the multi-class and multi-label case, this is the average of the F1 score of each class with w</w:t>
-      </w:r>
-      <w:proofErr w:type="spellStart"/>
-      <w:r>
-        <w:rPr>
-          <w:sz w:val="22"/>
-          <w:szCs w:val="22"/>
-        </w:rPr>
-        <w:t>eighting</w:t>
-      </w:r>
-      <w:proofErr w:type="spellEnd"/>
-      <w:r>
-        <w:rPr>
-          <w:sz w:val="22"/>
-          <w:szCs w:val="22"/>
-        </w:rPr>
-        <w:t xml:space="preserve"> depending on the average parameter </w:t>
+        <w:t xml:space="preserve">. In the multi-class and multi-label case, this is the average of the F1 score of each class with weighting depending on the average parameter </w:t>
       </w:r>
       <m:oMath>
         <m:r>
@@ -450,27 +423,7 @@
           <w:sz w:val="22"/>
           <w:szCs w:val="22"/>
         </w:rPr>
-        <w:t>). The main idea is to compute the value of the loss func</w:t>
-      </w:r>
-      <w:proofErr w:type="spellStart"/>
-      <w:r>
-        <w:rPr>
-          <w:rStyle w:val="fontstyle01"/>
-          <w:rFonts w:ascii="Times New Roman" w:hAnsi="Times New Roman"/>
-          <w:sz w:val="22"/>
-          <w:szCs w:val="22"/>
-        </w:rPr>
-        <w:t>tion</w:t>
-      </w:r>
-      <w:proofErr w:type="spellEnd"/>
-      <w:r>
-        <w:rPr>
-          <w:rStyle w:val="fontstyle01"/>
-          <w:rFonts w:ascii="Times New Roman" w:hAnsi="Times New Roman"/>
-          <w:sz w:val="22"/>
-          <w:szCs w:val="22"/>
-        </w:rPr>
-        <w:t xml:space="preserve"> at every value of the model parameters and iteratively update the model parameters, to take steps in the local direction of the steepest (negative) slope, i.e., the negative gradient.</w:t>
+        <w:t>). The main idea is to compute the value of the loss function at every value of the model parameters and iteratively update the model parameters, to take steps in the local direction of the steepest (negative) slope, i.e., the negative gradient.</w:t>
       </w:r>
       <w:r>
         <w:rPr>
@@ -630,6 +583,7 @@
       <w:r>
         <w:rPr>
           <w:rStyle w:val="Grietas"/>
+          <w:b w:val="0"/>
           <w:sz w:val="22"/>
           <w:szCs w:val="22"/>
         </w:rPr>
@@ -665,6 +619,7 @@
       <w:r>
         <w:rPr>
           <w:rStyle w:val="Grietas"/>
+          <w:b w:val="0"/>
           <w:sz w:val="22"/>
           <w:szCs w:val="22"/>
         </w:rPr>
@@ -677,9 +632,11 @@
         </w:rPr>
         <w:t xml:space="preserve">. In this case, it would be a </w:t>
       </w:r>
+      <w:bookmarkStart w:id="0" w:name="_GoBack"/>
       <w:r>
         <w:rPr>
           <w:rStyle w:val="Grietas"/>
+          <w:b w:val="0"/>
           <w:sz w:val="22"/>
           <w:szCs w:val="22"/>
         </w:rPr>
@@ -690,11 +647,20 @@
           <w:sz w:val="22"/>
           <w:szCs w:val="22"/>
         </w:rPr>
-        <w:t xml:space="preserve"> and, since the </w:t>
+        <w:t xml:space="preserve"> </w:t>
+      </w:r>
+      <w:bookmarkEnd w:id="0"/>
+      <w:r>
+        <w:rPr>
+          <w:sz w:val="22"/>
+          <w:szCs w:val="22"/>
+        </w:rPr>
+        <w:t xml:space="preserve">and, since the </w:t>
       </w:r>
       <w:r>
         <w:rPr>
           <w:rStyle w:val="Grietas"/>
+          <w:b w:val="0"/>
           <w:sz w:val="22"/>
           <w:szCs w:val="22"/>
         </w:rPr>
@@ -1586,6 +1552,904 @@
         </w:rPr>
         <w:t>, etc.</w:t>
       </w:r>
+    </w:p>
+    <w:p>
+      <w:pPr>
+        <w:pStyle w:val="TEKSTASnumeruotas"/>
+        <w:spacing w:before="0"/>
+        <w:ind w:left="0" w:firstLine="397"/>
+      </w:pPr>
+      <w:proofErr w:type="spellStart"/>
+      <w:r>
+        <w:rPr>
+          <w:rStyle w:val="q-box"/>
+        </w:rPr>
+        <w:t>In</w:t>
+      </w:r>
+      <w:proofErr w:type="spellEnd"/>
+      <w:r>
+        <w:rPr>
+          <w:rStyle w:val="q-box"/>
+        </w:rPr>
+        <w:t xml:space="preserve"> </w:t>
+      </w:r>
+      <w:proofErr w:type="spellStart"/>
+      <w:r>
+        <w:rPr>
+          <w:rStyle w:val="q-box"/>
+        </w:rPr>
+        <w:t>most</w:t>
+      </w:r>
+      <w:proofErr w:type="spellEnd"/>
+      <w:r>
+        <w:rPr>
+          <w:rStyle w:val="q-box"/>
+        </w:rPr>
+        <w:t xml:space="preserve"> </w:t>
+      </w:r>
+      <w:proofErr w:type="spellStart"/>
+      <w:r>
+        <w:rPr>
+          <w:rStyle w:val="q-box"/>
+        </w:rPr>
+        <w:t>cases</w:t>
+      </w:r>
+      <w:proofErr w:type="spellEnd"/>
+      <w:r>
+        <w:rPr>
+          <w:rStyle w:val="q-box"/>
+        </w:rPr>
+        <w:t xml:space="preserve">, </w:t>
+      </w:r>
+      <w:proofErr w:type="spellStart"/>
+      <w:r>
+        <w:rPr>
+          <w:rStyle w:val="q-box"/>
+        </w:rPr>
+        <w:t>the</w:t>
+      </w:r>
+      <w:proofErr w:type="spellEnd"/>
+      <w:r>
+        <w:rPr>
+          <w:rStyle w:val="q-box"/>
+        </w:rPr>
+        <w:t xml:space="preserve"> </w:t>
+      </w:r>
+      <w:proofErr w:type="spellStart"/>
+      <w:r>
+        <w:rPr>
+          <w:rStyle w:val="q-box"/>
+        </w:rPr>
+        <w:t>neural</w:t>
+      </w:r>
+      <w:proofErr w:type="spellEnd"/>
+      <w:r>
+        <w:rPr>
+          <w:rStyle w:val="q-box"/>
+        </w:rPr>
+        <w:t xml:space="preserve"> </w:t>
+      </w:r>
+      <w:proofErr w:type="spellStart"/>
+      <w:r>
+        <w:rPr>
+          <w:rStyle w:val="q-box"/>
+        </w:rPr>
+        <w:t>network</w:t>
+      </w:r>
+      <w:proofErr w:type="spellEnd"/>
+      <w:r>
+        <w:rPr>
+          <w:rStyle w:val="q-box"/>
+        </w:rPr>
+        <w:t xml:space="preserve"> </w:t>
+      </w:r>
+      <w:proofErr w:type="spellStart"/>
+      <w:r>
+        <w:rPr>
+          <w:rStyle w:val="q-box"/>
+        </w:rPr>
+        <w:t>will</w:t>
+      </w:r>
+      <w:proofErr w:type="spellEnd"/>
+      <w:r>
+        <w:rPr>
+          <w:rStyle w:val="q-box"/>
+        </w:rPr>
+        <w:t xml:space="preserve"> </w:t>
+      </w:r>
+      <w:proofErr w:type="spellStart"/>
+      <w:r>
+        <w:rPr>
+          <w:rStyle w:val="q-box"/>
+        </w:rPr>
+        <w:t>generalize</w:t>
+      </w:r>
+      <w:proofErr w:type="spellEnd"/>
+      <w:r>
+        <w:rPr>
+          <w:rStyle w:val="q-box"/>
+        </w:rPr>
+        <w:t xml:space="preserve"> </w:t>
+      </w:r>
+      <w:proofErr w:type="spellStart"/>
+      <w:r>
+        <w:rPr>
+          <w:rStyle w:val="q-box"/>
+        </w:rPr>
+        <w:t>better</w:t>
+      </w:r>
+      <w:proofErr w:type="spellEnd"/>
+      <w:r>
+        <w:rPr>
+          <w:rStyle w:val="q-box"/>
+        </w:rPr>
+        <w:t xml:space="preserve"> </w:t>
+      </w:r>
+      <w:proofErr w:type="spellStart"/>
+      <w:r>
+        <w:rPr>
+          <w:rStyle w:val="q-box"/>
+        </w:rPr>
+        <w:t>if</w:t>
+      </w:r>
+      <w:proofErr w:type="spellEnd"/>
+      <w:r>
+        <w:rPr>
+          <w:rStyle w:val="q-box"/>
+        </w:rPr>
+        <w:t xml:space="preserve"> it </w:t>
+      </w:r>
+      <w:proofErr w:type="spellStart"/>
+      <w:r>
+        <w:rPr>
+          <w:rStyle w:val="q-box"/>
+        </w:rPr>
+        <w:t>is</w:t>
+      </w:r>
+      <w:proofErr w:type="spellEnd"/>
+      <w:r>
+        <w:rPr>
+          <w:rStyle w:val="q-box"/>
+        </w:rPr>
+        <w:t xml:space="preserve"> </w:t>
+      </w:r>
+      <w:proofErr w:type="spellStart"/>
+      <w:r>
+        <w:rPr>
+          <w:rStyle w:val="q-box"/>
+        </w:rPr>
+        <w:t>trained</w:t>
+      </w:r>
+      <w:proofErr w:type="spellEnd"/>
+      <w:r>
+        <w:rPr>
+          <w:rStyle w:val="q-box"/>
+        </w:rPr>
+        <w:t xml:space="preserve"> </w:t>
+      </w:r>
+      <w:proofErr w:type="spellStart"/>
+      <w:r>
+        <w:rPr>
+          <w:rStyle w:val="q-box"/>
+        </w:rPr>
+        <w:t>on</w:t>
+      </w:r>
+      <w:proofErr w:type="spellEnd"/>
+      <w:r>
+        <w:rPr>
+          <w:rStyle w:val="q-box"/>
+        </w:rPr>
+        <w:t xml:space="preserve"> a </w:t>
+      </w:r>
+      <w:proofErr w:type="spellStart"/>
+      <w:r>
+        <w:rPr>
+          <w:rStyle w:val="q-box"/>
+        </w:rPr>
+        <w:t>larger</w:t>
+      </w:r>
+      <w:proofErr w:type="spellEnd"/>
+      <w:r>
+        <w:rPr>
+          <w:rStyle w:val="q-box"/>
+        </w:rPr>
+        <w:t xml:space="preserve"> data </w:t>
+      </w:r>
+      <w:proofErr w:type="spellStart"/>
+      <w:r>
+        <w:rPr>
+          <w:rStyle w:val="q-box"/>
+        </w:rPr>
+        <w:t>set</w:t>
+      </w:r>
+      <w:proofErr w:type="spellEnd"/>
+      <w:r>
+        <w:rPr>
+          <w:rStyle w:val="q-box"/>
+        </w:rPr>
+        <w:t xml:space="preserve"> </w:t>
+      </w:r>
+      <w:proofErr w:type="spellStart"/>
+      <w:r>
+        <w:rPr>
+          <w:rStyle w:val="q-box"/>
+        </w:rPr>
+        <w:t>as</w:t>
+      </w:r>
+      <w:proofErr w:type="spellEnd"/>
+      <w:r>
+        <w:rPr>
+          <w:rStyle w:val="q-box"/>
+        </w:rPr>
+        <w:t xml:space="preserve"> </w:t>
+      </w:r>
+      <w:proofErr w:type="spellStart"/>
+      <w:r>
+        <w:rPr>
+          <w:rStyle w:val="q-box"/>
+        </w:rPr>
+        <w:t>long</w:t>
+      </w:r>
+      <w:proofErr w:type="spellEnd"/>
+      <w:r>
+        <w:rPr>
+          <w:rStyle w:val="q-box"/>
+        </w:rPr>
+        <w:t xml:space="preserve"> </w:t>
+      </w:r>
+      <w:proofErr w:type="spellStart"/>
+      <w:r>
+        <w:rPr>
+          <w:rStyle w:val="q-box"/>
+        </w:rPr>
+        <w:t>as</w:t>
+      </w:r>
+      <w:proofErr w:type="spellEnd"/>
+      <w:r>
+        <w:rPr>
+          <w:rStyle w:val="q-box"/>
+        </w:rPr>
+        <w:t xml:space="preserve"> </w:t>
+      </w:r>
+      <w:proofErr w:type="spellStart"/>
+      <w:r>
+        <w:rPr>
+          <w:rStyle w:val="q-box"/>
+        </w:rPr>
+        <w:t>the</w:t>
+      </w:r>
+      <w:proofErr w:type="spellEnd"/>
+      <w:r>
+        <w:rPr>
+          <w:rStyle w:val="q-box"/>
+        </w:rPr>
+        <w:t xml:space="preserve"> data </w:t>
+      </w:r>
+      <w:proofErr w:type="spellStart"/>
+      <w:r>
+        <w:rPr>
+          <w:rStyle w:val="q-box"/>
+        </w:rPr>
+        <w:t>set</w:t>
+      </w:r>
+      <w:proofErr w:type="spellEnd"/>
+      <w:r>
+        <w:rPr>
+          <w:rStyle w:val="q-box"/>
+        </w:rPr>
+        <w:t xml:space="preserve"> </w:t>
+      </w:r>
+      <w:proofErr w:type="spellStart"/>
+      <w:r>
+        <w:rPr>
+          <w:rStyle w:val="q-box"/>
+        </w:rPr>
+        <w:t>is</w:t>
+      </w:r>
+      <w:proofErr w:type="spellEnd"/>
+      <w:r>
+        <w:rPr>
+          <w:rStyle w:val="q-box"/>
+        </w:rPr>
+        <w:t xml:space="preserve"> </w:t>
+      </w:r>
+      <w:proofErr w:type="spellStart"/>
+      <w:r>
+        <w:rPr>
+          <w:rStyle w:val="q-box"/>
+        </w:rPr>
+        <w:t>unbiased</w:t>
+      </w:r>
+      <w:proofErr w:type="spellEnd"/>
+      <w:r>
+        <w:rPr>
+          <w:rStyle w:val="q-box"/>
+        </w:rPr>
+        <w:t xml:space="preserve">, </w:t>
+      </w:r>
+      <w:proofErr w:type="spellStart"/>
+      <w:r>
+        <w:rPr>
+          <w:rStyle w:val="q-box"/>
+        </w:rPr>
+        <w:t>and</w:t>
+      </w:r>
+      <w:proofErr w:type="spellEnd"/>
+      <w:r>
+        <w:rPr>
+          <w:rStyle w:val="q-box"/>
+        </w:rPr>
+        <w:t xml:space="preserve"> </w:t>
+      </w:r>
+      <w:proofErr w:type="spellStart"/>
+      <w:r>
+        <w:rPr>
+          <w:rStyle w:val="q-box"/>
+        </w:rPr>
+        <w:t>the</w:t>
+      </w:r>
+      <w:proofErr w:type="spellEnd"/>
+      <w:r>
+        <w:rPr>
+          <w:rStyle w:val="q-box"/>
+        </w:rPr>
+        <w:t xml:space="preserve"> </w:t>
+      </w:r>
+      <w:proofErr w:type="spellStart"/>
+      <w:r>
+        <w:rPr>
+          <w:rStyle w:val="q-box"/>
+        </w:rPr>
+        <w:t>function</w:t>
+      </w:r>
+      <w:proofErr w:type="spellEnd"/>
+      <w:r>
+        <w:rPr>
+          <w:rStyle w:val="q-box"/>
+        </w:rPr>
+        <w:t xml:space="preserve"> </w:t>
+      </w:r>
+      <w:proofErr w:type="spellStart"/>
+      <w:r>
+        <w:rPr>
+          <w:rStyle w:val="q-box"/>
+        </w:rPr>
+        <w:t>that</w:t>
+      </w:r>
+      <w:proofErr w:type="spellEnd"/>
+      <w:r>
+        <w:rPr>
+          <w:rStyle w:val="q-box"/>
+        </w:rPr>
+        <w:t xml:space="preserve"> </w:t>
+      </w:r>
+      <w:proofErr w:type="spellStart"/>
+      <w:r>
+        <w:rPr>
+          <w:rStyle w:val="q-box"/>
+        </w:rPr>
+        <w:t>we</w:t>
+      </w:r>
+      <w:proofErr w:type="spellEnd"/>
+      <w:r>
+        <w:rPr>
+          <w:rStyle w:val="q-box"/>
+        </w:rPr>
+        <w:t xml:space="preserve"> are </w:t>
+      </w:r>
+      <w:proofErr w:type="spellStart"/>
+      <w:r>
+        <w:rPr>
+          <w:rStyle w:val="q-box"/>
+        </w:rPr>
+        <w:t>trying</w:t>
+      </w:r>
+      <w:proofErr w:type="spellEnd"/>
+      <w:r>
+        <w:rPr>
+          <w:rStyle w:val="q-box"/>
+        </w:rPr>
+        <w:t xml:space="preserve"> to </w:t>
+      </w:r>
+      <w:proofErr w:type="spellStart"/>
+      <w:r>
+        <w:rPr>
+          <w:rStyle w:val="q-box"/>
+        </w:rPr>
+        <w:t>approximate</w:t>
+      </w:r>
+      <w:proofErr w:type="spellEnd"/>
+      <w:r>
+        <w:rPr>
+          <w:rStyle w:val="q-box"/>
+        </w:rPr>
+        <w:t xml:space="preserve"> </w:t>
+      </w:r>
+      <w:proofErr w:type="spellStart"/>
+      <w:r>
+        <w:rPr>
+          <w:rStyle w:val="q-box"/>
+        </w:rPr>
+        <w:t>is</w:t>
+      </w:r>
+      <w:proofErr w:type="spellEnd"/>
+      <w:r>
+        <w:rPr>
+          <w:rStyle w:val="q-box"/>
+        </w:rPr>
+        <w:t xml:space="preserve"> </w:t>
+      </w:r>
+      <w:proofErr w:type="spellStart"/>
+      <w:r>
+        <w:rPr>
+          <w:rStyle w:val="q-box"/>
+        </w:rPr>
+        <w:t>complex</w:t>
+      </w:r>
+      <w:proofErr w:type="spellEnd"/>
+      <w:r>
+        <w:rPr>
+          <w:rStyle w:val="q-box"/>
+        </w:rPr>
+        <w:t xml:space="preserve"> </w:t>
+      </w:r>
+      <w:proofErr w:type="spellStart"/>
+      <w:r>
+        <w:rPr>
+          <w:rStyle w:val="q-box"/>
+        </w:rPr>
+        <w:t>enough</w:t>
+      </w:r>
+      <w:proofErr w:type="spellEnd"/>
+      <w:r>
+        <w:rPr>
+          <w:rStyle w:val="q-box"/>
+        </w:rPr>
+        <w:t xml:space="preserve">. </w:t>
+      </w:r>
+      <w:proofErr w:type="spellStart"/>
+      <w:r>
+        <w:rPr>
+          <w:rStyle w:val="q-box"/>
+        </w:rPr>
+        <w:t>T</w:t>
+      </w:r>
+      <w:r>
+        <w:t>he</w:t>
+      </w:r>
+      <w:proofErr w:type="spellEnd"/>
+      <w:r>
+        <w:t xml:space="preserve"> </w:t>
+      </w:r>
+      <w:proofErr w:type="spellStart"/>
+      <w:r>
+        <w:t>size</w:t>
+      </w:r>
+      <w:proofErr w:type="spellEnd"/>
+      <w:r>
+        <w:t xml:space="preserve"> </w:t>
+      </w:r>
+      <w:proofErr w:type="spellStart"/>
+      <w:r>
+        <w:t>of</w:t>
+      </w:r>
+      <w:proofErr w:type="spellEnd"/>
+      <w:r>
+        <w:t xml:space="preserve"> </w:t>
+      </w:r>
+      <w:proofErr w:type="spellStart"/>
+      <w:r>
+        <w:t>the</w:t>
+      </w:r>
+      <w:proofErr w:type="spellEnd"/>
+      <w:r>
+        <w:t xml:space="preserve"> data </w:t>
+      </w:r>
+      <w:proofErr w:type="spellStart"/>
+      <w:r>
+        <w:t>set</w:t>
+      </w:r>
+      <w:proofErr w:type="spellEnd"/>
+      <w:r>
+        <w:t xml:space="preserve"> </w:t>
+      </w:r>
+      <w:proofErr w:type="spellStart"/>
+      <w:r>
+        <w:t>may</w:t>
+      </w:r>
+      <w:proofErr w:type="spellEnd"/>
+      <w:r>
+        <w:t xml:space="preserve"> </w:t>
+      </w:r>
+      <w:proofErr w:type="spellStart"/>
+      <w:r>
+        <w:t>manifest</w:t>
+      </w:r>
+      <w:proofErr w:type="spellEnd"/>
+      <w:r>
+        <w:t xml:space="preserve"> </w:t>
+      </w:r>
+      <w:proofErr w:type="spellStart"/>
+      <w:r>
+        <w:t>issues</w:t>
+      </w:r>
+      <w:proofErr w:type="spellEnd"/>
+      <w:r>
+        <w:t xml:space="preserve"> </w:t>
+      </w:r>
+      <w:proofErr w:type="spellStart"/>
+      <w:r>
+        <w:t>relating</w:t>
+      </w:r>
+      <w:proofErr w:type="spellEnd"/>
+      <w:r>
+        <w:t xml:space="preserve"> to </w:t>
+      </w:r>
+      <w:proofErr w:type="spellStart"/>
+      <w:r>
+        <w:t>generalization</w:t>
+      </w:r>
+      <w:proofErr w:type="spellEnd"/>
+      <w:r>
+        <w:t xml:space="preserve">, data </w:t>
+      </w:r>
+      <w:proofErr w:type="spellStart"/>
+      <w:r>
+        <w:t>imbalance</w:t>
+      </w:r>
+      <w:proofErr w:type="spellEnd"/>
+      <w:r>
+        <w:t xml:space="preserve">, </w:t>
+      </w:r>
+      <w:proofErr w:type="spellStart"/>
+      <w:r>
+        <w:t>and</w:t>
+      </w:r>
+      <w:proofErr w:type="spellEnd"/>
+      <w:r>
+        <w:t xml:space="preserve"> </w:t>
+      </w:r>
+      <w:proofErr w:type="spellStart"/>
+      <w:r>
+        <w:t>difﬁculty</w:t>
+      </w:r>
+      <w:proofErr w:type="spellEnd"/>
+      <w:r>
+        <w:t xml:space="preserve"> </w:t>
+      </w:r>
+      <w:proofErr w:type="spellStart"/>
+      <w:r>
+        <w:t>in</w:t>
+      </w:r>
+      <w:proofErr w:type="spellEnd"/>
+      <w:r>
+        <w:t xml:space="preserve"> </w:t>
+      </w:r>
+      <w:proofErr w:type="spellStart"/>
+      <w:r>
+        <w:t>reaching</w:t>
+      </w:r>
+      <w:proofErr w:type="spellEnd"/>
+      <w:r>
+        <w:t xml:space="preserve"> </w:t>
+      </w:r>
+      <w:proofErr w:type="spellStart"/>
+      <w:r>
+        <w:t>the</w:t>
+      </w:r>
+      <w:proofErr w:type="spellEnd"/>
+      <w:r>
+        <w:t xml:space="preserve"> </w:t>
+      </w:r>
+      <w:proofErr w:type="spellStart"/>
+      <w:r>
+        <w:t>global</w:t>
+      </w:r>
+      <w:proofErr w:type="spellEnd"/>
+      <w:r>
+        <w:t xml:space="preserve"> </w:t>
+      </w:r>
+      <w:proofErr w:type="spellStart"/>
+      <w:r>
+        <w:t>optimum</w:t>
+      </w:r>
+      <w:proofErr w:type="spellEnd"/>
+      <w:r>
+        <w:t xml:space="preserve">. </w:t>
+      </w:r>
+      <w:proofErr w:type="spellStart"/>
+      <w:r>
+        <w:t>The</w:t>
+      </w:r>
+      <w:proofErr w:type="spellEnd"/>
+      <w:r>
+        <w:t xml:space="preserve"> </w:t>
+      </w:r>
+      <w:proofErr w:type="spellStart"/>
+      <w:r>
+        <w:t>s</w:t>
+      </w:r>
+      <w:r>
+        <w:t>mall</w:t>
+      </w:r>
+      <w:proofErr w:type="spellEnd"/>
+      <w:r>
+        <w:t xml:space="preserve"> </w:t>
+      </w:r>
+      <w:proofErr w:type="spellStart"/>
+      <w:r>
+        <w:t>size</w:t>
+      </w:r>
+      <w:proofErr w:type="spellEnd"/>
+      <w:r>
+        <w:t xml:space="preserve"> </w:t>
+      </w:r>
+      <w:proofErr w:type="spellStart"/>
+      <w:r>
+        <w:t>of</w:t>
+      </w:r>
+      <w:proofErr w:type="spellEnd"/>
+      <w:r>
+        <w:t xml:space="preserve"> </w:t>
+      </w:r>
+      <w:proofErr w:type="spellStart"/>
+      <w:r>
+        <w:t>the</w:t>
+      </w:r>
+      <w:proofErr w:type="spellEnd"/>
+      <w:r>
+        <w:t xml:space="preserve"> data </w:t>
+      </w:r>
+      <w:proofErr w:type="spellStart"/>
+      <w:r>
+        <w:t>set</w:t>
+      </w:r>
+      <w:proofErr w:type="spellEnd"/>
+      <w:r>
+        <w:t xml:space="preserve"> </w:t>
+      </w:r>
+      <w:proofErr w:type="spellStart"/>
+      <w:r>
+        <w:t>may</w:t>
+      </w:r>
+      <w:proofErr w:type="spellEnd"/>
+      <w:r>
+        <w:t xml:space="preserve"> be </w:t>
+      </w:r>
+      <w:proofErr w:type="spellStart"/>
+      <w:r>
+        <w:t>one</w:t>
+      </w:r>
+      <w:proofErr w:type="spellEnd"/>
+      <w:r>
+        <w:t xml:space="preserve"> </w:t>
+      </w:r>
+      <w:proofErr w:type="spellStart"/>
+      <w:r>
+        <w:t>of</w:t>
+      </w:r>
+      <w:proofErr w:type="spellEnd"/>
+      <w:r>
+        <w:t xml:space="preserve"> </w:t>
+      </w:r>
+      <w:proofErr w:type="spellStart"/>
+      <w:r>
+        <w:t>the</w:t>
+      </w:r>
+      <w:proofErr w:type="spellEnd"/>
+      <w:r>
+        <w:t xml:space="preserve"> </w:t>
+      </w:r>
+      <w:proofErr w:type="spellStart"/>
+      <w:r>
+        <w:t>reasons</w:t>
+      </w:r>
+      <w:proofErr w:type="spellEnd"/>
+      <w:r>
+        <w:t xml:space="preserve"> </w:t>
+      </w:r>
+      <w:proofErr w:type="spellStart"/>
+      <w:r>
+        <w:t>why</w:t>
+      </w:r>
+      <w:proofErr w:type="spellEnd"/>
+      <w:r>
+        <w:t xml:space="preserve"> </w:t>
+      </w:r>
+      <w:proofErr w:type="spellStart"/>
+      <w:r>
+        <w:t>the</w:t>
+      </w:r>
+      <w:proofErr w:type="spellEnd"/>
+      <w:r>
+        <w:t xml:space="preserve"> NN </w:t>
+      </w:r>
+      <w:proofErr w:type="spellStart"/>
+      <w:r>
+        <w:t>prediction</w:t>
+      </w:r>
+      <w:proofErr w:type="spellEnd"/>
+      <w:r>
+        <w:t xml:space="preserve"> </w:t>
+      </w:r>
+      <w:proofErr w:type="spellStart"/>
+      <w:r>
+        <w:t>accuracy</w:t>
+      </w:r>
+      <w:proofErr w:type="spellEnd"/>
+      <w:r>
+        <w:t xml:space="preserve"> </w:t>
+      </w:r>
+      <w:proofErr w:type="spellStart"/>
+      <w:r>
+        <w:t>obtained</w:t>
+      </w:r>
+      <w:proofErr w:type="spellEnd"/>
+      <w:r>
+        <w:t xml:space="preserve"> </w:t>
+      </w:r>
+      <w:proofErr w:type="spellStart"/>
+      <w:r>
+        <w:t>is</w:t>
+      </w:r>
+      <w:proofErr w:type="spellEnd"/>
+      <w:r>
+        <w:t xml:space="preserve"> </w:t>
+      </w:r>
+      <w:proofErr w:type="spellStart"/>
+      <w:r>
+        <w:t>not</w:t>
+      </w:r>
+      <w:proofErr w:type="spellEnd"/>
+      <w:r>
+        <w:t xml:space="preserve"> </w:t>
+      </w:r>
+      <w:proofErr w:type="spellStart"/>
+      <w:r>
+        <w:t>high</w:t>
+      </w:r>
+      <w:proofErr w:type="spellEnd"/>
+      <w:r>
+        <w:t xml:space="preserve">, </w:t>
+      </w:r>
+      <w:proofErr w:type="spellStart"/>
+      <w:r>
+        <w:t>however</w:t>
+      </w:r>
+      <w:proofErr w:type="spellEnd"/>
+      <w:r>
+        <w:t xml:space="preserve">, </w:t>
+      </w:r>
+      <w:proofErr w:type="spellStart"/>
+      <w:r>
+        <w:t>this</w:t>
+      </w:r>
+      <w:proofErr w:type="spellEnd"/>
+      <w:r>
+        <w:t xml:space="preserve"> </w:t>
+      </w:r>
+      <w:proofErr w:type="spellStart"/>
+      <w:r>
+        <w:t>does</w:t>
+      </w:r>
+      <w:proofErr w:type="spellEnd"/>
+      <w:r>
+        <w:t xml:space="preserve"> </w:t>
+      </w:r>
+      <w:proofErr w:type="spellStart"/>
+      <w:r>
+        <w:t>not</w:t>
+      </w:r>
+      <w:proofErr w:type="spellEnd"/>
+      <w:r>
+        <w:t xml:space="preserve"> </w:t>
+      </w:r>
+      <w:proofErr w:type="spellStart"/>
+      <w:r>
+        <w:t>fundamentally</w:t>
+      </w:r>
+      <w:proofErr w:type="spellEnd"/>
+      <w:r>
+        <w:t xml:space="preserve"> </w:t>
+      </w:r>
+      <w:proofErr w:type="spellStart"/>
+      <w:r>
+        <w:t>change</w:t>
+      </w:r>
+      <w:proofErr w:type="spellEnd"/>
+      <w:r>
+        <w:t xml:space="preserve"> </w:t>
+      </w:r>
+      <w:proofErr w:type="spellStart"/>
+      <w:r>
+        <w:t>the</w:t>
+      </w:r>
+      <w:proofErr w:type="spellEnd"/>
+      <w:r>
+        <w:t xml:space="preserve"> </w:t>
+      </w:r>
+      <w:proofErr w:type="spellStart"/>
+      <w:r>
+        <w:t>view</w:t>
+      </w:r>
+      <w:proofErr w:type="spellEnd"/>
+      <w:r>
+        <w:t xml:space="preserve"> </w:t>
+      </w:r>
+      <w:proofErr w:type="spellStart"/>
+      <w:r>
+        <w:t>that</w:t>
+      </w:r>
+      <w:proofErr w:type="spellEnd"/>
+      <w:r>
+        <w:t xml:space="preserve"> NN </w:t>
+      </w:r>
+      <w:proofErr w:type="spellStart"/>
+      <w:r>
+        <w:t>is</w:t>
+      </w:r>
+      <w:proofErr w:type="spellEnd"/>
+      <w:r>
+        <w:t xml:space="preserve"> </w:t>
+      </w:r>
+      <w:proofErr w:type="spellStart"/>
+      <w:r>
+        <w:t>suitable</w:t>
+      </w:r>
+      <w:proofErr w:type="spellEnd"/>
+      <w:r>
+        <w:t xml:space="preserve"> to </w:t>
+      </w:r>
+      <w:proofErr w:type="spellStart"/>
+      <w:r>
+        <w:t>predict</w:t>
+      </w:r>
+      <w:proofErr w:type="spellEnd"/>
+      <w:r>
+        <w:t xml:space="preserve"> </w:t>
+      </w:r>
+      <w:proofErr w:type="spellStart"/>
+      <w:r>
+        <w:t>the</w:t>
+      </w:r>
+      <w:proofErr w:type="spellEnd"/>
+      <w:r>
+        <w:t xml:space="preserve"> </w:t>
+      </w:r>
+      <w:proofErr w:type="spellStart"/>
+      <w:r>
+        <w:t>lea</w:t>
+      </w:r>
+      <w:r>
+        <w:t>rner’s</w:t>
+      </w:r>
+      <w:proofErr w:type="spellEnd"/>
+      <w:r>
+        <w:t xml:space="preserve"> </w:t>
+      </w:r>
+      <w:proofErr w:type="spellStart"/>
+      <w:r>
+        <w:t>learning-style</w:t>
+      </w:r>
+      <w:proofErr w:type="spellEnd"/>
+      <w:r>
+        <w:t>.</w:t>
+      </w:r>
+    </w:p>
+    <w:p>
+      <w:pPr>
+        <w:pStyle w:val="q-text"/>
+        <w:spacing w:before="0" w:beforeAutospacing="0" w:after="0" w:afterAutospacing="0"/>
+        <w:ind w:firstLine="360"/>
+        <w:jc w:val="both"/>
+        <w:rPr>
+          <w:rStyle w:val="fontstyle01"/>
+          <w:rFonts w:ascii="Times New Roman" w:hAnsi="Times New Roman"/>
+          <w:sz w:val="22"/>
+          <w:szCs w:val="22"/>
+          <w:lang w:val="lt-LT"/>
+        </w:rPr>
+      </w:pPr>
     </w:p>
     <w:p/>
     <w:sectPr>
@@ -2248,6 +3112,28 @@
     <w:basedOn w:val="Numatytasispastraiposriftas"/>
     <w:rsid w:val="00F665B9"/>
   </w:style>
+  <w:style w:type="paragraph" w:customStyle="1" w:styleId="TEKSTASnumeruotas">
+    <w:name w:val="TEKSTAS_numeruotas"/>
+    <w:basedOn w:val="prastasis"/>
+    <w:semiHidden/>
+    <w:rsid w:val="00972933"/>
+    <w:pPr>
+      <w:spacing w:before="60"/>
+      <w:ind w:left="425" w:firstLine="284"/>
+      <w:jc w:val="both"/>
+    </w:pPr>
+    <w:rPr>
+      <w:color w:val="000000"/>
+      <w:sz w:val="22"/>
+      <w:szCs w:val="22"/>
+      <w:lang w:val="lt-LT"/>
+    </w:rPr>
+  </w:style>
+  <w:style w:type="character" w:customStyle="1" w:styleId="q-box">
+    <w:name w:val="q-box"/>
+    <w:basedOn w:val="Numatytasispastraiposriftas"/>
+    <w:rsid w:val="00972933"/>
+  </w:style>
 </w:styles>
 </file>
 

--- a/Annex BB.docx
+++ b/Annex BB.docx
@@ -632,7 +632,6 @@
         </w:rPr>
         <w:t xml:space="preserve">. In this case, it would be a </w:t>
       </w:r>
-      <w:bookmarkStart w:id="0" w:name="_GoBack"/>
       <w:r>
         <w:rPr>
           <w:rStyle w:val="Grietas"/>
@@ -647,15 +646,7 @@
           <w:sz w:val="22"/>
           <w:szCs w:val="22"/>
         </w:rPr>
-        <w:t xml:space="preserve"> </w:t>
-      </w:r>
-      <w:bookmarkEnd w:id="0"/>
-      <w:r>
-        <w:rPr>
-          <w:sz w:val="22"/>
-          <w:szCs w:val="22"/>
-        </w:rPr>
-        <w:t xml:space="preserve">and, since the </w:t>
+        <w:t xml:space="preserve"> and, since the </w:t>
       </w:r>
       <w:r>
         <w:rPr>
@@ -944,7 +935,7 @@
           <w:szCs w:val="22"/>
         </w:rPr>
       </w:pPr>
-      <w:bookmarkStart w:id="1" w:name="FIG12"/>
+      <w:bookmarkStart w:id="0" w:name="FIG12"/>
       <w:r>
         <w:rPr>
           <w:b/>
@@ -960,7 +951,7 @@
         </w:rPr>
         <w:t xml:space="preserve">. Gradient descent steps </w:t>
       </w:r>
-      <w:bookmarkEnd w:id="1"/>
+      <w:bookmarkEnd w:id="0"/>
       <w:r>
         <w:rPr>
           <w:sz w:val="22"/>
@@ -2435,6 +2426,208 @@
       <w:r>
         <w:t>.</w:t>
       </w:r>
+    </w:p>
+    <w:p>
+      <w:pPr>
+        <w:pStyle w:val="xq-text"/>
+        <w:spacing w:before="0" w:beforeAutospacing="0" w:after="0" w:afterAutospacing="0"/>
+        <w:ind w:firstLine="397"/>
+        <w:jc w:val="both"/>
+        <w:rPr>
+          <w:sz w:val="22"/>
+          <w:szCs w:val="22"/>
+        </w:rPr>
+      </w:pPr>
+      <w:r>
+        <w:rPr>
+          <w:sz w:val="22"/>
+          <w:szCs w:val="22"/>
+        </w:rPr>
+        <w:t xml:space="preserve">NN </w:t>
+      </w:r>
+      <w:r>
+        <w:rPr>
+          <w:i/>
+          <w:sz w:val="22"/>
+          <w:szCs w:val="22"/>
+        </w:rPr>
+        <w:t>bias</w:t>
+      </w:r>
+      <w:r>
+        <w:rPr>
+          <w:sz w:val="22"/>
+          <w:szCs w:val="22"/>
+        </w:rPr>
+        <w:t xml:space="preserve"> is estimated as the training set error compared to noise. Increasing the size of the training set will not help reduce bias. Bias may be reduced by increasing the complexity of the model and training a larger number of parameters, changing the model to, for example, apply different activation functions, or reduce regularization. </w:t>
+      </w:r>
+      <w:r>
+        <w:rPr>
+          <w:rStyle w:val="hgkelc"/>
+          <w:sz w:val="22"/>
+          <w:szCs w:val="22"/>
+          <w:lang w:val="en"/>
+        </w:rPr>
+        <w:t>Regularization (</w:t>
+      </w:r>
+      <w:r>
+        <w:rPr>
+          <w:rStyle w:val="hgkelc"/>
+          <w:bCs/>
+          <w:i/>
+          <w:sz w:val="22"/>
+          <w:szCs w:val="22"/>
+          <w:lang w:val="en"/>
+        </w:rPr>
+        <w:t>L1 Regularization or Lasso Regularization;</w:t>
+      </w:r>
+      <w:r>
+        <w:rPr>
+          <w:rStyle w:val="hgkelc"/>
+          <w:i/>
+          <w:sz w:val="22"/>
+          <w:szCs w:val="22"/>
+          <w:lang w:val="en"/>
+        </w:rPr>
+        <w:t xml:space="preserve"> </w:t>
+      </w:r>
+      <w:r>
+        <w:rPr>
+          <w:rStyle w:val="hgkelc"/>
+          <w:bCs/>
+          <w:i/>
+          <w:sz w:val="22"/>
+          <w:szCs w:val="22"/>
+          <w:lang w:val="en"/>
+        </w:rPr>
+        <w:t>L2 Regularization or Ridge Regularization</w:t>
+      </w:r>
+      <w:r>
+        <w:rPr>
+          <w:rStyle w:val="hgkelc"/>
+          <w:sz w:val="22"/>
+          <w:szCs w:val="22"/>
+          <w:lang w:val="en"/>
+        </w:rPr>
+        <w:t xml:space="preserve">) refers to techniques that are used </w:t>
+      </w:r>
+      <w:r>
+        <w:rPr>
+          <w:rStyle w:val="hgkelc"/>
+          <w:bCs/>
+          <w:sz w:val="22"/>
+          <w:szCs w:val="22"/>
+          <w:lang w:val="en"/>
+        </w:rPr>
+        <w:t>to calibrate machine learning models in order to minimize the adjusted loss function and prevent overfitting or under</w:t>
+      </w:r>
+      <w:r>
+        <w:rPr>
+          <w:rStyle w:val="hgkelc"/>
+          <w:bCs/>
+          <w:sz w:val="22"/>
+          <w:szCs w:val="22"/>
+          <w:lang w:val="en"/>
+        </w:rPr>
+        <w:t>-</w:t>
+      </w:r>
+      <w:r>
+        <w:rPr>
+          <w:rStyle w:val="hgkelc"/>
+          <w:bCs/>
+          <w:sz w:val="22"/>
+          <w:szCs w:val="22"/>
+          <w:lang w:val="en"/>
+        </w:rPr>
+        <w:t>fitting.</w:t>
+      </w:r>
+      <w:r>
+        <w:rPr>
+          <w:sz w:val="22"/>
+          <w:szCs w:val="22"/>
+        </w:rPr>
+        <w:t xml:space="preserve"> </w:t>
+      </w:r>
+    </w:p>
+    <w:p>
+      <w:pPr>
+        <w:pStyle w:val="xq-text"/>
+        <w:spacing w:before="0" w:beforeAutospacing="0" w:after="0" w:afterAutospacing="0"/>
+        <w:ind w:firstLine="397"/>
+        <w:jc w:val="both"/>
+        <w:rPr>
+          <w:sz w:val="22"/>
+          <w:szCs w:val="22"/>
+        </w:rPr>
+      </w:pPr>
+      <w:r>
+        <w:rPr>
+          <w:sz w:val="22"/>
+          <w:szCs w:val="22"/>
+        </w:rPr>
+        <w:t xml:space="preserve">NN </w:t>
+      </w:r>
+      <w:r>
+        <w:rPr>
+          <w:i/>
+          <w:sz w:val="22"/>
+          <w:szCs w:val="22"/>
+        </w:rPr>
+        <w:t>variance</w:t>
+      </w:r>
+      <w:r>
+        <w:rPr>
+          <w:sz w:val="22"/>
+          <w:szCs w:val="22"/>
+        </w:rPr>
+        <w:t xml:space="preserve"> is estimated as the generalization error compared to the training error. We may fight variance with regularization or a reduced complexity, but it is best to increase the size of the training set if this is possible. The famous “rule of ten”, which is an empirical rule of thumb, not a mathematical truth, recommends a training set of size ten times the number of free parameters. Of the three terms that constitute the prediction error, increasing the size of the training set only helps with variance. This is called the </w:t>
+      </w:r>
+      <w:r>
+        <w:rPr>
+          <w:i/>
+          <w:sz w:val="22"/>
+          <w:szCs w:val="22"/>
+        </w:rPr>
+        <w:t>bias-variance decomposition</w:t>
+      </w:r>
+      <w:r>
+        <w:rPr>
+          <w:sz w:val="22"/>
+          <w:szCs w:val="22"/>
+        </w:rPr>
+        <w:t xml:space="preserve"> and it constitutes the scientific basis for diagnosing and fixing problems with machine learning models in general, and deep learning in particular.</w:t>
+      </w:r>
+    </w:p>
+    <w:p>
+      <w:pPr>
+        <w:pStyle w:val="xq-text"/>
+        <w:spacing w:before="0" w:beforeAutospacing="0" w:after="0" w:afterAutospacing="0"/>
+        <w:ind w:firstLine="397"/>
+        <w:jc w:val="both"/>
+        <w:rPr>
+          <w:sz w:val="22"/>
+          <w:szCs w:val="22"/>
+        </w:rPr>
+      </w:pPr>
+      <w:r>
+        <w:rPr>
+          <w:rStyle w:val="q-box"/>
+          <w:sz w:val="22"/>
+          <w:szCs w:val="22"/>
+        </w:rPr>
+        <w:t>It is extremely important to shuffle the training data so that entire mini batches of highly correlated examples wouldn’t be obtained. Different random orderings will perform slightly differently from each other but this will be a small factor that does not matter much.</w:t>
+      </w:r>
+    </w:p>
+    <w:p>
+      <w:pPr>
+        <w:pStyle w:val="TEKSTASnumeruotas"/>
+        <w:spacing w:before="0"/>
+        <w:ind w:left="0" w:firstLine="397"/>
+        <w:rPr>
+          <w:lang w:val="en-US"/>
+        </w:rPr>
+      </w:pPr>
+      <w:bookmarkStart w:id="1" w:name="_GoBack"/>
+      <w:bookmarkEnd w:id="1"/>
     </w:p>
     <w:p>
       <w:pPr>
@@ -3134,6 +3327,14 @@
     <w:basedOn w:val="Numatytasispastraiposriftas"/>
     <w:rsid w:val="00972933"/>
   </w:style>
+  <w:style w:type="paragraph" w:customStyle="1" w:styleId="xq-text">
+    <w:name w:val="x_q-text"/>
+    <w:basedOn w:val="prastasis"/>
+    <w:rsid w:val="00273A78"/>
+    <w:pPr>
+      <w:spacing w:before="100" w:beforeAutospacing="1" w:after="100" w:afterAutospacing="1"/>
+    </w:pPr>
+  </w:style>
 </w:styles>
 </file>
 
